--- a/downloads/documents/04 Units/Unit 04 - Environmental Design and Management - Spaces We Live In/Lesson 04.01 - Housing Needs Across the Lifespan and Types of Housing.docx
+++ b/downloads/documents/04 Units/Unit 04 - Environmental Design and Management - Spaces We Live In/Lesson 04.01 - Housing Needs Across the Lifespan and Types of Housing.docx
@@ -308,7 +308,7 @@
         <w:t xml:space="preserve"> </w:t>
       </w:r>
       <w:r>
-        <w:t xml:space="preserve">Tier 3 (FACS): living space, universal design, apartment, condominium (condo), townhouse, manufactured home, rent, own (mortgage). See the unit vocabulary list for Turkish, Portuguese, and Spanish.</w:t>
+        <w:t xml:space="preserve">Tier 3 (FACS): living space, universal design, apartment, condominium (condo), townhouse, manufactured home, rent, own (mortgage). See the unit vocabulary list for the Spanish column.</w:t>
       </w:r>
     </w:p>
     <w:p>
@@ -1104,7 +1104,7 @@
         <w:pStyle w:val="Compact"/>
       </w:pPr>
       <w:r>
-        <w:t xml:space="preserve">ELL: the seven jobs slide has a picture for each job; the handout word bank lists apartment, house, condo, townhouse, rent, and own in Turkish, Portuguese, and Spanish (see</w:t>
+        <w:t xml:space="preserve">ELL: the seven jobs slide has a picture for each job; the handout word bank lists apartment, house, condo, townhouse, rent, and own in Spanish (see</w:t>
       </w:r>
       <w:r>
         <w:t xml:space="preserve"> </w:t>

--- a/downloads/documents/04 Units/Unit 04 - Environmental Design and Management - Spaces We Live In/Lesson 04.01 - Housing Needs Across the Lifespan and Types of Housing.docx
+++ b/downloads/documents/04 Units/Unit 04 - Environmental Design and Management - Spaces We Live In/Lesson 04.01 - Housing Needs Across the Lifespan and Types of Housing.docx
@@ -188,7 +188,7 @@
         <w:pStyle w:val="FirstParagraph"/>
       </w:pPr>
       <w:r>
-        <w:t xml:space="preserve">Note on the National FCS lines: the task suggested 11.2.1 or 11.2.3. Both are about the elements and principles of design, which this lesson does not teach yet. The 11.2 content standard itself names universal design and available resources and options, which is exactly today’s content (needs across the lifespan, types of housing, rent versus own), so I cite it at the content-standard level plus 1.2.7.</w:t>
+        <w:t xml:space="preserve">Note on the National FCS lines: the unit plan suggested 11.2.1 or 11.2.3. Both are about the elements and principles of design, which this lesson does not teach yet. The 11.2 content standard itself names universal design and available resources and options, which is exactly today’s content (needs across the lifespan, types of housing, rent versus own), so I cite it at the content-standard level plus 1.2.7.</w:t>
       </w:r>
     </w:p>
     <w:p>
